--- a/docs/M6-interfaccia/ui_spec.docx
+++ b/docs/M6-interfaccia/ui_spec.docx
@@ -112,7 +112,7 @@
           <w:color w:val="5B6178"/>
           <w:sz w:val="20"/>
         </w:rPr>
-        <w:t xml:space="preserve"> M6  </w:t>
+        <w:t xml:space="preserve"> M6 </w:t>
       </w:r>
       <w:r>
         <w:rPr>
